--- a/docs/Описание принятых решений.docx
+++ b/docs/Описание принятых решений.docx
@@ -16,7 +16,7 @@
           <w:i/>
           <w:color w:val="666666"/>
         </w:rPr>
-        <w:t>Документ для согласования с руководителем проекта. Версия от 16.10.2026.</w:t>
+        <w:t>Документ для согласования с руководителем проекта. Версия от 17.10.2026.</w:t>
       </w:r>
     </w:p>
     <w:p>
@@ -32,7 +32,7 @@
         <w:rPr>
           <w:b w:val="0"/>
         </w:rPr>
-        <w:t>Приложение для учителей средней и старшей школы (5–11 классы) гимназии «Эрудит». Учитель отмечает в календаре время для дополнительных занятий, ученики записываются на них сами, или учитель записывает их сам. Приложение напоминает о занятиях через мессенджер MAX и считает, с кем, сколько раз и сколько часов занимался учитель.</w:t>
+        <w:t>Приложение для учителей гимназии «Эрудит» — начальной, средней и старшей школы (1–11 классы). Учитель отмечает в календаре время для дополнительных занятий, ученики записываются на них сами, или учитель записывает их сам. Приложение напоминает о занятиях через мессенджер MAX и считает, с кем, сколько раз и сколько часов занимался учитель.</w:t>
       </w:r>
     </w:p>
     <w:p>
@@ -394,7 +394,19 @@
         <w:rPr>
           <w:b w:val="0"/>
         </w:rPr>
-        <w:t>Классы, ученики, учителя, предметы, кабинеты, расписание звонков (включая 8-й и 9-й уроки).</w:t>
+        <w:t>Классы, ученики, учителя, предметы, кабинеты, расписание звонков (включая 8-й и 9-й уроки). Расписание звонков одно на всю школу.</w:t>
+      </w:r>
+    </w:p>
+    <w:p>
+      <w:pPr>
+        <w:pStyle w:val="ListBullet"/>
+        <w:spacing w:after="80"/>
+      </w:pPr>
+      <w:r>
+        <w:rPr>
+          <w:b w:val="0"/>
+        </w:rPr>
+        <w:t>Для начальной школы — «0-й урок»: короткие доп. занятия (около 20 минут) до начала 1-го урока.</w:t>
       </w:r>
     </w:p>
     <w:p>
@@ -794,6 +806,30 @@
         <w:rPr>
           <w:b w:val="0"/>
         </w:rPr>
+        <w:t xml:space="preserve">Время в отчётах считается в </w:t>
+      </w:r>
+      <w:r>
+        <w:rPr>
+          <w:b/>
+        </w:rPr>
+        <w:t>академических часах по 40 минут</w:t>
+      </w:r>
+      <w:r>
+        <w:rPr>
+          <w:b w:val="0"/>
+        </w:rPr>
+        <w:t xml:space="preserve"> (занятие 20 минут — 0,5 ак. ч., 60 минут — 1,5 ак. ч.).</w:t>
+      </w:r>
+    </w:p>
+    <w:p>
+      <w:pPr>
+        <w:pStyle w:val="ListBullet"/>
+        <w:spacing w:after="80"/>
+      </w:pPr>
+      <w:r>
+        <w:rPr>
+          <w:b w:val="0"/>
+        </w:rPr>
         <w:t>Учитель: занятия за период, ученики и классы, часы — отдельно индивидуальные и групповые.</w:t>
       </w:r>
     </w:p>
@@ -842,7 +878,7 @@
         <w:rPr>
           <w:b w:val="0"/>
         </w:rPr>
-        <w:t>Групповое занятие длительностью 1 час с 5 учениками: учителю засчитывается 1 час, каждому ученику — 1 час.</w:t>
+        <w:t>Групповое занятие длительностью 40 минут с 5 учениками: учителю засчитывается 1 ак. ч., каждому ученику — 1 ак. ч.</w:t>
       </w:r>
     </w:p>
     <w:p>
@@ -1276,7 +1312,7 @@
         <w:rPr>
           <w:b w:val="0"/>
         </w:rPr>
-        <w:t>Ограничения записи, обязательность темы, требования отчёта для оплаты, порядок закрытия периода, участие родителей, пилот. Подробный список — в документе «Project Erudit: вопросы для согласования».</w:t>
+        <w:t>Ограничения записи, обязательность темы, округление академических часов, уведомления родителям в начальной школе, требования отчёта для оплаты, порядок закрытия периода, участие родителей, пилот. Подробный список — в документе «Project Erudit: вопросы для согласования».</w:t>
       </w:r>
     </w:p>
     <w:sectPr>
